--- a/Seccion 5 - Concurrencia/TPI-Seccion5-GOMEZ-JULIAN-DANIEL.docx
+++ b/Seccion 5 - Concurrencia/TPI-Seccion5-GOMEZ-JULIAN-DANIEL.docx
@@ -49,6 +49,50 @@
       <w:r>
         <w:t>DNI: 38844753</w:t>
       </w:r>
+    </w:p>
+    <w:p>
+      <w:pPr>
+        <w:rPr>
+          <w:rFonts w:eastAsiaTheme="majorEastAsia" w:cstheme="majorBidi"/>
+          <w:color w:val="595959" w:themeColor="text1" w:themeTint="A6"/>
+          <w:spacing w:val="15"/>
+          <w:sz w:val="28"/>
+          <w:szCs w:val="28"/>
+        </w:rPr>
+      </w:pPr>
+    </w:p>
+    <w:p>
+      <w:r>
+        <w:rPr>
+          <w:rFonts w:eastAsiaTheme="majorEastAsia" w:cstheme="majorBidi"/>
+          <w:color w:val="595959" w:themeColor="text1" w:themeTint="A6"/>
+          <w:spacing w:val="15"/>
+          <w:sz w:val="28"/>
+          <w:szCs w:val="28"/>
+        </w:rPr>
+        <w:t>Link al repositorio con capturas y scripts SQ</w:t>
+      </w:r>
+      <w:r>
+        <w:rPr>
+          <w:rFonts w:eastAsiaTheme="majorEastAsia" w:cstheme="majorBidi"/>
+          <w:color w:val="595959" w:themeColor="text1" w:themeTint="A6"/>
+          <w:spacing w:val="15"/>
+          <w:sz w:val="28"/>
+          <w:szCs w:val="28"/>
+        </w:rPr>
+        <w:t>L:</w:t>
+      </w:r>
+      <w:r>
+        <w:t xml:space="preserve"> </w:t>
+      </w:r>
+      <w:hyperlink r:id="rId5" w:history="1">
+        <w:r>
+          <w:rPr>
+            <w:rStyle w:val="Hyperlink"/>
+          </w:rPr>
+          <w:t>Branch dev/julian - Repositorio GitHub</w:t>
+        </w:r>
+      </w:hyperlink>
     </w:p>
     <w:p/>
     <w:p>
@@ -244,7 +288,6 @@
         <w:pStyle w:val="Heading2"/>
       </w:pPr>
       <w:r>
-        <w:lastRenderedPageBreak/>
         <w:t xml:space="preserve">Entregables </w:t>
       </w:r>
     </w:p>
@@ -383,7 +426,7 @@
                     </pic:cNvPicPr>
                   </pic:nvPicPr>
                   <pic:blipFill>
-                    <a:blip r:embed="rId5">
+                    <a:blip r:embed="rId6">
                       <a:extLst>
                         <a:ext uri="{28A0092B-C50C-407E-A947-70E740481C1C}">
                           <a14:useLocalDpi xmlns:a14="http://schemas.microsoft.com/office/drawing/2010/main" val="0"/>
@@ -426,7 +469,6 @@
         </w:numPr>
       </w:pPr>
       <w:r>
-        <w:lastRenderedPageBreak/>
         <w:t>Sesión B (con conexión ID = 16)</w:t>
       </w:r>
       <w:r>
@@ -451,7 +493,7 @@
                     </pic:cNvPicPr>
                   </pic:nvPicPr>
                   <pic:blipFill>
-                    <a:blip r:embed="rId6">
+                    <a:blip r:embed="rId7">
                       <a:extLst>
                         <a:ext uri="{28A0092B-C50C-407E-A947-70E740481C1C}">
                           <a14:useLocalDpi xmlns:a14="http://schemas.microsoft.com/office/drawing/2010/main" val="0"/>
@@ -510,7 +552,7 @@
                     </pic:cNvPicPr>
                   </pic:nvPicPr>
                   <pic:blipFill>
-                    <a:blip r:embed="rId7">
+                    <a:blip r:embed="rId8">
                       <a:extLst>
                         <a:ext uri="{28A0092B-C50C-407E-A947-70E740481C1C}">
                           <a14:useLocalDpi xmlns:a14="http://schemas.microsoft.com/office/drawing/2010/main" val="0"/>
@@ -587,7 +629,7 @@
                     <pic:cNvPicPr/>
                   </pic:nvPicPr>
                   <pic:blipFill>
-                    <a:blip r:embed="rId8"/>
+                    <a:blip r:embed="rId9"/>
                     <a:stretch>
                       <a:fillRect/>
                     </a:stretch>
@@ -678,7 +720,7 @@
                     </pic:cNvPicPr>
                   </pic:nvPicPr>
                   <pic:blipFill>
-                    <a:blip r:embed="rId9" cstate="print">
+                    <a:blip r:embed="rId10" cstate="print">
                       <a:extLst>
                         <a:ext uri="{28A0092B-C50C-407E-A947-70E740481C1C}">
                           <a14:useLocalDpi xmlns:a14="http://schemas.microsoft.com/office/drawing/2010/main" val="0"/>
@@ -734,7 +776,7 @@
                     <pic:cNvPicPr/>
                   </pic:nvPicPr>
                   <pic:blipFill>
-                    <a:blip r:embed="rId10"/>
+                    <a:blip r:embed="rId11"/>
                     <a:stretch>
                       <a:fillRect/>
                     </a:stretch>
@@ -875,7 +917,7 @@
                     </pic:cNvPicPr>
                   </pic:nvPicPr>
                   <pic:blipFill>
-                    <a:blip r:embed="rId11" cstate="print">
+                    <a:blip r:embed="rId12" cstate="print">
                       <a:extLst>
                         <a:ext uri="{28A0092B-C50C-407E-A947-70E740481C1C}">
                           <a14:useLocalDpi xmlns:a14="http://schemas.microsoft.com/office/drawing/2010/main" val="0"/>
@@ -949,7 +991,7 @@
                     </pic:cNvPicPr>
                   </pic:nvPicPr>
                   <pic:blipFill>
-                    <a:blip r:embed="rId12" cstate="print">
+                    <a:blip r:embed="rId13" cstate="print">
                       <a:extLst>
                         <a:ext uri="{28A0092B-C50C-407E-A947-70E740481C1C}">
                           <a14:useLocalDpi xmlns:a14="http://schemas.microsoft.com/office/drawing/2010/main" val="0"/>
@@ -1019,7 +1061,7 @@
                     </pic:cNvPicPr>
                   </pic:nvPicPr>
                   <pic:blipFill>
-                    <a:blip r:embed="rId13" cstate="print">
+                    <a:blip r:embed="rId14" cstate="print">
                       <a:extLst>
                         <a:ext uri="{28A0092B-C50C-407E-A947-70E740481C1C}">
                           <a14:useLocalDpi xmlns:a14="http://schemas.microsoft.com/office/drawing/2010/main" val="0"/>
@@ -1093,7 +1135,7 @@
                     </pic:cNvPicPr>
                   </pic:nvPicPr>
                   <pic:blipFill>
-                    <a:blip r:embed="rId14" cstate="print">
+                    <a:blip r:embed="rId15" cstate="print">
                       <a:extLst>
                         <a:ext uri="{28A0092B-C50C-407E-A947-70E740481C1C}">
                           <a14:useLocalDpi xmlns:a14="http://schemas.microsoft.com/office/drawing/2010/main" val="0"/>
@@ -1181,7 +1223,7 @@
                     </pic:cNvPicPr>
                   </pic:nvPicPr>
                   <pic:blipFill>
-                    <a:blip r:embed="rId15" cstate="print">
+                    <a:blip r:embed="rId16" cstate="print">
                       <a:extLst>
                         <a:ext uri="{28A0092B-C50C-407E-A947-70E740481C1C}">
                           <a14:useLocalDpi xmlns:a14="http://schemas.microsoft.com/office/drawing/2010/main" val="0"/>
@@ -1254,7 +1296,7 @@
                     </pic:cNvPicPr>
                   </pic:nvPicPr>
                   <pic:blipFill>
-                    <a:blip r:embed="rId16" cstate="print">
+                    <a:blip r:embed="rId17" cstate="print">
                       <a:extLst>
                         <a:ext uri="{28A0092B-C50C-407E-A947-70E740481C1C}">
                           <a14:useLocalDpi xmlns:a14="http://schemas.microsoft.com/office/drawing/2010/main" val="0"/>
@@ -1317,7 +1359,7 @@
                     </pic:cNvPicPr>
                   </pic:nvPicPr>
                   <pic:blipFill>
-                    <a:blip r:embed="rId17">
+                    <a:blip r:embed="rId18">
                       <a:extLst>
                         <a:ext uri="{28A0092B-C50C-407E-A947-70E740481C1C}">
                           <a14:useLocalDpi xmlns:a14="http://schemas.microsoft.com/office/drawing/2010/main" val="0"/>
@@ -1433,7 +1475,7 @@
                     </pic:cNvPicPr>
                   </pic:nvPicPr>
                   <pic:blipFill>
-                    <a:blip r:embed="rId18" cstate="print">
+                    <a:blip r:embed="rId19" cstate="print">
                       <a:extLst>
                         <a:ext uri="{28A0092B-C50C-407E-A947-70E740481C1C}">
                           <a14:useLocalDpi xmlns:a14="http://schemas.microsoft.com/office/drawing/2010/main" val="0"/>
@@ -1590,7 +1632,7 @@
                     </pic:cNvPicPr>
                   </pic:nvPicPr>
                   <pic:blipFill>
-                    <a:blip r:embed="rId19" cstate="print">
+                    <a:blip r:embed="rId20" cstate="print">
                       <a:extLst>
                         <a:ext uri="{28A0092B-C50C-407E-A947-70E740481C1C}">
                           <a14:useLocalDpi xmlns:a14="http://schemas.microsoft.com/office/drawing/2010/main" val="0"/>
@@ -1648,7 +1690,7 @@
                     </pic:cNvPicPr>
                   </pic:nvPicPr>
                   <pic:blipFill>
-                    <a:blip r:embed="rId20" cstate="print">
+                    <a:blip r:embed="rId21" cstate="print">
                       <a:extLst>
                         <a:ext uri="{28A0092B-C50C-407E-A947-70E740481C1C}">
                           <a14:useLocalDpi xmlns:a14="http://schemas.microsoft.com/office/drawing/2010/main" val="0"/>
@@ -1706,7 +1748,7 @@
                     </pic:cNvPicPr>
                   </pic:nvPicPr>
                   <pic:blipFill>
-                    <a:blip r:embed="rId21" cstate="print">
+                    <a:blip r:embed="rId22" cstate="print">
                       <a:extLst>
                         <a:ext uri="{28A0092B-C50C-407E-A947-70E740481C1C}">
                           <a14:useLocalDpi xmlns:a14="http://schemas.microsoft.com/office/drawing/2010/main" val="0"/>
@@ -1769,7 +1811,7 @@
                     </pic:cNvPicPr>
                   </pic:nvPicPr>
                   <pic:blipFill>
-                    <a:blip r:embed="rId22" cstate="print">
+                    <a:blip r:embed="rId23" cstate="print">
                       <a:extLst>
                         <a:ext uri="{28A0092B-C50C-407E-A947-70E740481C1C}">
                           <a14:useLocalDpi xmlns:a14="http://schemas.microsoft.com/office/drawing/2010/main" val="0"/>
@@ -1836,7 +1878,7 @@
                     </pic:cNvPicPr>
                   </pic:nvPicPr>
                   <pic:blipFill>
-                    <a:blip r:embed="rId23" cstate="print">
+                    <a:blip r:embed="rId24" cstate="print">
                       <a:extLst>
                         <a:ext uri="{28A0092B-C50C-407E-A947-70E740481C1C}">
                           <a14:useLocalDpi xmlns:a14="http://schemas.microsoft.com/office/drawing/2010/main" val="0"/>
@@ -1893,7 +1935,7 @@
                     </pic:cNvPicPr>
                   </pic:nvPicPr>
                   <pic:blipFill>
-                    <a:blip r:embed="rId24" cstate="print">
+                    <a:blip r:embed="rId25" cstate="print">
                       <a:extLst>
                         <a:ext uri="{28A0092B-C50C-407E-A947-70E740481C1C}">
                           <a14:useLocalDpi xmlns:a14="http://schemas.microsoft.com/office/drawing/2010/main" val="0"/>
@@ -1951,7 +1993,7 @@
                     </pic:cNvPicPr>
                   </pic:nvPicPr>
                   <pic:blipFill>
-                    <a:blip r:embed="rId25" cstate="print">
+                    <a:blip r:embed="rId26" cstate="print">
                       <a:extLst>
                         <a:ext uri="{28A0092B-C50C-407E-A947-70E740481C1C}">
                           <a14:useLocalDpi xmlns:a14="http://schemas.microsoft.com/office/drawing/2010/main" val="0"/>
@@ -2014,7 +2056,7 @@
                     <pic:cNvPicPr/>
                   </pic:nvPicPr>
                   <pic:blipFill>
-                    <a:blip r:embed="rId26"/>
+                    <a:blip r:embed="rId27"/>
                     <a:stretch>
                       <a:fillRect/>
                     </a:stretch>
@@ -2054,7 +2096,7 @@
                     <pic:cNvPicPr/>
                   </pic:nvPicPr>
                   <pic:blipFill>
-                    <a:blip r:embed="rId27"/>
+                    <a:blip r:embed="rId28"/>
                     <a:stretch>
                       <a:fillRect/>
                     </a:stretch>
